--- a/ky/wisdom-stories/baklava.docx
+++ b/ky/wisdom-stories/baklava.docx
@@ -201,7 +201,7 @@
           <w:sz w:val="22"/>
           <w:lang w:val="ky-KG"/>
         </w:rPr>
-        <w:t>Сабак: Бирөөнү жокчулугу үчүн шылдыңдаба. Эне баласы үчүн өз ырыскысынан да кечерин унутпа.</w:t>
+        <w:t>Сабак: Бирөөнүн жокчулугуна күлүү эң чоң күнөөлөрдүн бири. Эне өз үлүшүнөн, атүгүл акыркы тилиминен да баш тартарын унутпайлы.</w:t>
       </w:r>
     </w:p>
     <w:p>
@@ -220,7 +220,7 @@
           <w:sz w:val="18"/>
           <w:lang w:val="ky-KG"/>
         </w:rPr>
-        <w:t>Окуя ачык интернет булактарынан алынды.</w:t>
+        <w:t>Аңгемелер ачык интернет булактарынан алынган, иллюстрациялар болсо ЖИ менен түзүлгөн.</w:t>
       </w:r>
     </w:p>
     <w:sectPr>

--- a/ky/wisdom-stories/baklava.docx
+++ b/ky/wisdom-stories/baklava.docx
@@ -3,226 +3,100 @@
 <w:document xmlns:wpc="http://schemas.microsoft.com/office/word/2010/wordprocessingCanvas" xmlns:cx="http://schemas.microsoft.com/office/drawing/2014/chartex" xmlns:cx1="http://schemas.microsoft.com/office/drawing/2015/9/8/chartex" xmlns:cx2="http://schemas.microsoft.com/office/drawing/2015/10/21/chartex" xmlns:cx3="http://schemas.microsoft.com/office/drawing/2016/5/9/chartex" xmlns:cx4="http://schemas.microsoft.com/office/drawing/2016/5/10/chartex" xmlns:cx5="http://schemas.microsoft.com/office/drawing/2016/5/11/chartex" xmlns:cx6="http://schemas.microsoft.com/office/drawing/2016/5/12/chartex" xmlns:cx7="http://schemas.microsoft.com/office/drawing/2016/5/13/chartex" xmlns:cx8="http://schemas.microsoft.com/office/drawing/2016/5/14/chartex" xmlns:mc="http://schemas.openxmlformats.org/markup-compatibility/2006" xmlns:aink="http://schemas.microsoft.com/office/drawing/2016/ink" xmlns:am3d="http://schemas.microsoft.com/office/drawing/2017/model3d" xmlns:o="urn:schemas-microsoft-com:office:office" xmlns:oel="http://schemas.microsoft.com/office/2019/extlst" xmlns:r="http://schemas.openxmlformats.org/officeDocument/2006/relationships" xmlns:m="http://schemas.openxmlformats.org/officeDocument/2006/math" xmlns:v="urn:schemas-microsoft-com:vml" xmlns:wp14="http://schemas.microsoft.com/office/word/2010/wordprocessingDrawing" xmlns:wp="http://schemas.openxmlformats.org/drawingml/2006/wordprocessingDrawing" xmlns:w10="urn:schemas-microsoft-com:office:word" xmlns:w="http://schemas.openxmlformats.org/wordprocessingml/2006/main" xmlns:w14="http://schemas.microsoft.com/office/word/2010/wordml" xmlns:w15="http://schemas.microsoft.com/office/word/2012/wordml" xmlns:w16cex="http://schemas.microsoft.com/office/word/2018/wordml/cex" xmlns:w16cid="http://schemas.microsoft.com/office/word/2016/wordml/cid" xmlns:w16="http://schemas.microsoft.com/office/word/2018/wordml" xmlns:w16du="http://schemas.microsoft.com/office/word/2023/wordml/word16du" xmlns:w16sdtdh="http://schemas.microsoft.com/office/word/2020/wordml/sdtdatahash" xmlns:w16sdtfl="http://schemas.microsoft.com/office/word/2024/wordml/sdtformatlock" xmlns:w16se="http://schemas.microsoft.com/office/word/2015/wordml/symex" xmlns:wpg="http://schemas.microsoft.com/office/word/2010/wordprocessingGroup" xmlns:wpi="http://schemas.microsoft.com/office/word/2010/wordprocessingInk" xmlns:wne="http://schemas.microsoft.com/office/word/2006/wordml" xmlns:wps="http://schemas.microsoft.com/office/word/2010/wordprocessingShape" mc:Ignorable="w14 w15 w16se w16cid w16 w16cex w16sdtdh w16sdtfl w16du wp14">
   <w:body>
     <w:p>
-      <w:pPr>
-        <w:pStyle w:val="Title"/>
-        <w:keepNext/>
-        <w:keepLines w:val="0"/>
-        <w:pageBreakBefore w:val="0"/>
-        <w:widowControl/>
-        <w:spacing w:line="269" w:lineRule="auto" w:after="180" w:before="0"/>
-      </w:pPr>
-      <w:bookmarkStart w:id="10007" w:name="Story_8"/>
       <w:r>
         <w:rPr>
-          <w:rFonts w:ascii="Arial" w:hAnsi="Arial"/>
           <w:b/>
-          <w:color w:val="000000"/>
-          <w:sz w:val="34"/>
-          <w:lang w:val="ky-KG"/>
+          <w:bCs/>
         </w:rPr>
         <w:t>Пахлава</w:t>
       </w:r>
-      <w:bookmarkEnd w:id="10007"/>
     </w:p>
     <w:p>
-      <w:pPr>
-        <w:keepNext w:val="0"/>
-        <w:keepLines w:val="0"/>
-        <w:pageBreakBefore w:val="0"/>
-        <w:widowControl/>
-        <w:spacing w:line="269" w:lineRule="auto" w:after="120" w:before="0"/>
-      </w:pPr>
-      <w:r>
-        <w:rPr>
-          <w:rFonts w:ascii="Arial" w:hAnsi="Arial"/>
-          <w:color w:val="000000"/>
-          <w:sz w:val="22"/>
-          <w:lang w:val="ky-KG"/>
-        </w:rPr>
-        <w:t>Балалык жылдарымда үй-бүлөбүз жупуну турмушта жашачу. Бир күнү атам үйгө бир аз пахлава алып келип, кечинде аны чай менен жедик.</w:t>
+      <w:r>
+        <w:t>Бала кезимде үй-бүлөбүз колунда жок жашачу. Бир күнү атам үйгө бир аз пахлава алып келди. Кечинде чайга отурдук. Ар бирибизге бирден кичинекей кесим тийди.</w:t>
       </w:r>
     </w:p>
     <w:p>
-      <w:pPr>
-        <w:keepNext w:val="0"/>
-        <w:keepLines w:val="0"/>
-        <w:pageBreakBefore w:val="0"/>
-        <w:widowControl/>
-        <w:spacing w:line="269" w:lineRule="auto" w:after="120" w:before="0"/>
-      </w:pPr>
-      <w:r>
-        <w:rPr>
-          <w:rFonts w:ascii="Arial" w:hAnsi="Arial"/>
-          <w:color w:val="000000"/>
-          <w:sz w:val="22"/>
-          <w:lang w:val="ky-KG"/>
-        </w:rPr>
-        <w:t>Эртеси майрам болчу. Апам мектепке алып барышым үчүн баштыгыма бир даана пахлава, бир аз зайтун жана бир тилим нан салып берди.</w:t>
+      <w:r>
+        <w:t>Эртеси мектепте майрамдык кече болмок. Апам сумкама бир сындырым нан, бир аз зайтун жана бир кесим пахлава салып берди.</w:t>
       </w:r>
     </w:p>
     <w:p>
-      <w:pPr>
-        <w:keepNext w:val="0"/>
-        <w:keepLines w:val="0"/>
-        <w:pageBreakBefore w:val="0"/>
-        <w:widowControl/>
-        <w:spacing w:line="269" w:lineRule="auto" w:after="120" w:before="0"/>
-      </w:pPr>
-      <w:r>
-        <w:rPr>
-          <w:rFonts w:ascii="Arial" w:hAnsi="Arial"/>
-          <w:color w:val="000000"/>
-          <w:sz w:val="22"/>
-          <w:lang w:val="ky-KG"/>
-        </w:rPr>
-        <w:t>Класстагы балдардын алдында ар кандай тамак бар эле. Өзүм жактырбаган бир бала менин тамагымды көрүп күлдү:</w:t>
+      <w:r>
+        <w:t>Классташтарым түркүн тамак-аш алып келишиптир. Бир бала менин азгана тамагымды көрүп күлдү:</w:t>
+      </w:r>
+      <w:r>
+        <w:br/>
+        <w:t>— Бул пахлаваны чычкандарга алып келдиңби?</w:t>
       </w:r>
     </w:p>
     <w:p>
-      <w:pPr>
-        <w:keepNext w:val="0"/>
-        <w:keepLines w:val="0"/>
-        <w:pageBreakBefore w:val="0"/>
-        <w:widowControl/>
-        <w:spacing w:line="269" w:lineRule="auto" w:after="120" w:before="0"/>
-      </w:pPr>
-      <w:r>
-        <w:rPr>
-          <w:rFonts w:ascii="Arial" w:hAnsi="Arial"/>
-          <w:color w:val="000000"/>
-          <w:sz w:val="22"/>
-          <w:lang w:val="ky-KG"/>
-        </w:rPr>
-        <w:t>— Бул пахлаваны чычкандарга деп алып келдиңби?</w:t>
+      <w:r>
+        <w:t>Бүт класс каткырып жиберди. Баары менин кичинекей пахлавамды карап жаткандай сезилди. Уялганымдан бетим дуулдап күйдү. Көз жашымды тыя албай, үйгө чуркап кеттим.</w:t>
       </w:r>
     </w:p>
     <w:p>
-      <w:pPr>
-        <w:keepNext w:val="0"/>
-        <w:keepLines w:val="0"/>
-        <w:pageBreakBefore w:val="0"/>
-        <w:widowControl/>
-        <w:spacing w:line="269" w:lineRule="auto" w:after="120" w:before="0"/>
-      </w:pPr>
-      <w:r>
-        <w:rPr>
-          <w:rFonts w:ascii="Arial" w:hAnsi="Arial"/>
-          <w:color w:val="000000"/>
-          <w:sz w:val="22"/>
-          <w:lang w:val="ky-KG"/>
-        </w:rPr>
-        <w:t>Баары күлгөндө уялып, ыйлаган бойдон үйгө чуркап бардым да апама кыйкырдым:</w:t>
+      <w:r>
+        <w:t>Үйгө кирерим менен апама кыйкырдым:</w:t>
+      </w:r>
+      <w:r>
+        <w:br/>
+        <w:t>— Эмнеге мага бир эле кесим салып бердиң? Башкалардын тамагы көп экен! Мени уят кылдың!</w:t>
       </w:r>
     </w:p>
     <w:p>
-      <w:pPr>
-        <w:keepNext w:val="0"/>
-        <w:keepLines w:val="0"/>
-        <w:pageBreakBefore w:val="0"/>
-        <w:widowControl/>
-        <w:spacing w:line="269" w:lineRule="auto" w:after="120" w:before="0"/>
-      </w:pPr>
-      <w:r>
-        <w:rPr>
-          <w:rFonts w:ascii="Arial" w:hAnsi="Arial"/>
-          <w:color w:val="000000"/>
-          <w:sz w:val="22"/>
-          <w:lang w:val="ky-KG"/>
-        </w:rPr>
-        <w:t>— Эмнеге мага бир эле пахлава салып бердиң? Класстагылардын тамагы толтура болчу, мени уят кылдың!</w:t>
+      <w:r>
+        <w:t>Апам мени карап, акырын айтты:</w:t>
+      </w:r>
+      <w:r>
+        <w:br/>
+        <w:t>— Ал менин үлүшүм эле, балам. Жебей, сага сактап койгом.</w:t>
       </w:r>
     </w:p>
     <w:p>
-      <w:pPr>
-        <w:keepNext w:val="0"/>
-        <w:keepLines w:val="0"/>
-        <w:pageBreakBefore w:val="0"/>
-        <w:widowControl/>
-        <w:spacing w:line="269" w:lineRule="auto" w:after="120" w:before="0"/>
-      </w:pPr>
-      <w:r>
-        <w:rPr>
-          <w:rFonts w:ascii="Arial" w:hAnsi="Arial"/>
-          <w:color w:val="000000"/>
-          <w:sz w:val="22"/>
-          <w:lang w:val="ky-KG"/>
-        </w:rPr>
-        <w:t>Апам муңайыңкы үн менен мындай деди:</w:t>
+      <w:r>
+        <w:t>Үнүм чыкпай калды.</w:t>
       </w:r>
     </w:p>
     <w:p>
-      <w:pPr>
-        <w:keepNext w:val="0"/>
-        <w:keepLines w:val="0"/>
-        <w:pageBreakBefore w:val="0"/>
-        <w:widowControl/>
-        <w:spacing w:line="269" w:lineRule="auto" w:after="120" w:before="0"/>
-      </w:pPr>
-      <w:r>
-        <w:rPr>
-          <w:rFonts w:ascii="Arial" w:hAnsi="Arial"/>
-          <w:color w:val="000000"/>
-          <w:sz w:val="22"/>
-          <w:lang w:val="ky-KG"/>
-        </w:rPr>
-        <w:t>— Пахлавадан мага тийген үлүш ошол бирөө эле, балам.</w:t>
+      <w:r>
+        <w:t>Көрсө, апам кечээ чай үстүндө өз үлүшүн жебептир. Мектептеги майрамда менин да таттуу жегенге бир нерсем болсун деп сактаптыр. Мен болсо башкаларга болгон ызамды андан чыгарыпмын.</w:t>
       </w:r>
     </w:p>
     <w:p>
-      <w:pPr>
-        <w:keepNext/>
-        <w:keepLines w:val="0"/>
-        <w:pageBreakBefore w:val="0"/>
-        <w:widowControl/>
-        <w:spacing w:line="269" w:lineRule="auto" w:after="120" w:before="0"/>
-      </w:pPr>
-      <w:r>
-        <w:rPr>
-          <w:rFonts w:ascii="Arial" w:hAnsi="Arial"/>
-          <w:color w:val="000000"/>
-          <w:sz w:val="22"/>
-          <w:lang w:val="ky-KG"/>
-        </w:rPr>
-        <w:t>Ошондо жүрөгүм зырп этти. Апам өзүнө тийген жалгыз пахлаваны жебей, мага сактаптыр. Уялганымдан аны кучактоого да бетим барбады. Ошол күнкү кылыгым эсиме түшкөн сайын ичимден кечирим сурайм. Ал эми пахлаваны ошондон бери оозума ала албай калдым.</w:t>
+      <w:r>
+        <w:t>Аны кучактап, кечирим сурагым келди. Бирок уялганымдан башымды көтөрө да, бир ооз сөз айта да алган жокмун.</w:t>
       </w:r>
     </w:p>
     <w:p>
-      <w:pPr>
-        <w:keepNext w:val="0"/>
-        <w:keepLines w:val="0"/>
-        <w:pageBreakBefore w:val="0"/>
-        <w:widowControl/>
-        <w:spacing w:line="269" w:lineRule="auto" w:after="120" w:before="0"/>
-      </w:pPr>
-      <w:r>
-        <w:rPr>
-          <w:rFonts w:ascii="Arial" w:hAnsi="Arial"/>
-          <w:color w:val="000000"/>
-          <w:sz w:val="22"/>
-          <w:lang w:val="ky-KG"/>
-        </w:rPr>
-        <w:t>Сабак: Бирөөнүн жокчулугуна күлүү эң чоң күнөөлөрдүн бири. Эне өз үлүшүнөн, атүгүл акыркы тилиминен да баш тартарын унутпайлы.</w:t>
+      <w:r>
+        <w:t>Ошондон бери көп жыл өттү. Ал күндү эстеген сайын апамдын акырын айткан сөзү кайра кулагыма угулат. Мен да ичимден андан кечирим сурайм.</w:t>
       </w:r>
     </w:p>
     <w:p>
-      <w:pPr>
-        <w:keepNext w:val="0"/>
-        <w:keepLines w:val="0"/>
-        <w:pageBreakBefore w:val="0"/>
-        <w:widowControl/>
-        <w:spacing w:line="269" w:lineRule="auto" w:after="160" w:before="0"/>
-      </w:pPr>
+      <w:r>
+        <w:t>Ал эми пахлаваны ошондон бери оозума ала албай калдым.</w:t>
+      </w:r>
+    </w:p>
+    <w:p>
       <w:r>
         <w:rPr>
-          <w:rFonts w:ascii="Arial" w:hAnsi="Arial"/>
+          <w:b/>
+          <w:bCs/>
+        </w:rPr>
+        <w:t>Сабак: Эч кимдин кедейлигин шылдыңдабагыла: кичинекей бир кесимдин артында чоң сүйүү турушу мүмкүн. Башкалардан көргөн ызаңарды силерди жакшы көргөн адамдардан чыгарбагыла.</w:t>
+      </w:r>
+    </w:p>
+    <w:p>
+      <w:r>
+        <w:rPr>
           <w:i/>
-          <w:color w:val="000000"/>
-          <w:sz w:val="18"/>
-          <w:lang w:val="ky-KG"/>
+          <w:iCs/>
         </w:rPr>
-        <w:t>Аңгемелер ачык интернет булактарынан алынган, иллюстрациялар болсо ЖИ менен түзүлгөн.</w:t>
+        <w:t>Аңгемелер интернеттен чогултулуп, жасалма интеллекттин жардамы менен иштелип чыккан. Бардык сүрөттөр жасалма интеллект аркылуу түзүлгөн.</w:t>
       </w:r>
     </w:p>
+    <w:p/>
     <w:sectPr>
       <w:headerReference w:type="even" r:id="rId7"/>
       <w:headerReference w:type="default" r:id="rId8"/>
@@ -1053,7 +927,6 @@
     </w:pPr>
     <w:rPr>
       <w:rFonts w:asciiTheme="majorHAnsi" w:eastAsiaTheme="majorEastAsia" w:hAnsiTheme="majorHAnsi" w:cstheme="majorBidi"/>
-      <w:color w:val="000000"/>
       <w:sz w:val="40"/>
       <w:szCs w:val="40"/>
     </w:rPr>
@@ -1075,7 +948,6 @@
     </w:pPr>
     <w:rPr>
       <w:rFonts w:asciiTheme="majorHAnsi" w:eastAsiaTheme="majorEastAsia" w:hAnsiTheme="majorHAnsi" w:cstheme="majorBidi"/>
-      <w:color w:val="000000"/>
       <w:sz w:val="32"/>
       <w:szCs w:val="32"/>
     </w:rPr>
@@ -1098,7 +970,6 @@
     </w:pPr>
     <w:rPr>
       <w:rFonts w:eastAsiaTheme="majorEastAsia" w:cstheme="majorBidi"/>
-      <w:color w:val="000000"/>
       <w:sz w:val="28"/>
       <w:szCs w:val="28"/>
     </w:rPr>
@@ -1123,7 +994,6 @@
       <w:rFonts w:eastAsiaTheme="majorEastAsia" w:cstheme="majorBidi"/>
       <w:i/>
       <w:iCs/>
-      <w:color w:val="000000"/>
     </w:rPr>
   </w:style>
   <w:style w:type="paragraph" w:styleId="Heading5">
@@ -1144,7 +1014,6 @@
     </w:pPr>
     <w:rPr>
       <w:rFonts w:eastAsiaTheme="majorEastAsia" w:cstheme="majorBidi"/>
-      <w:color w:val="000000"/>
     </w:rPr>
   </w:style>
   <w:style w:type="paragraph" w:styleId="Heading6">
@@ -1167,7 +1036,6 @@
       <w:rFonts w:eastAsiaTheme="majorEastAsia" w:cstheme="majorBidi"/>
       <w:i/>
       <w:iCs/>
-      <w:color w:val="000000"/>
     </w:rPr>
   </w:style>
   <w:style w:type="paragraph" w:styleId="Heading7">
@@ -1188,7 +1056,6 @@
     </w:pPr>
     <w:rPr>
       <w:rFonts w:eastAsiaTheme="majorEastAsia" w:cstheme="majorBidi"/>
-      <w:color w:val="000000"/>
     </w:rPr>
   </w:style>
   <w:style w:type="paragraph" w:styleId="Heading8">
@@ -1211,7 +1078,6 @@
       <w:rFonts w:eastAsiaTheme="majorEastAsia" w:cstheme="majorBidi"/>
       <w:i/>
       <w:iCs/>
-      <w:color w:val="000000"/>
     </w:rPr>
   </w:style>
   <w:style w:type="paragraph" w:styleId="Heading9">
@@ -1232,13 +1098,11 @@
     </w:pPr>
     <w:rPr>
       <w:rFonts w:eastAsiaTheme="majorEastAsia" w:cstheme="majorBidi"/>
-      <w:color w:val="000000"/>
     </w:rPr>
   </w:style>
   <w:style w:type="character" w:default="1" w:styleId="DefaultParagraphFont">
     <w:name w:val="Default Paragraph Font"/>
     <w:uiPriority w:val="1"/>
-    <w:semiHidden/>
     <w:unhideWhenUsed/>
   </w:style>
   <w:style w:type="table" w:default="1" w:styleId="TableNormal">
@@ -1394,7 +1258,6 @@
     </w:pPr>
     <w:rPr>
       <w:rFonts w:asciiTheme="majorHAnsi" w:eastAsiaTheme="majorEastAsia" w:hAnsiTheme="majorHAnsi" w:cstheme="majorBidi"/>
-      <w:color w:val="000000"/>
       <w:spacing w:val="-10"/>
       <w:kern w:val="28"/>
       <w:sz w:val="56"/>
@@ -1430,7 +1293,6 @@
     </w:pPr>
     <w:rPr>
       <w:rFonts w:eastAsiaTheme="majorEastAsia" w:cstheme="majorBidi"/>
-      <w:color w:val="000000"/>
       <w:spacing w:val="15"/>
       <w:sz w:val="28"/>
       <w:szCs w:val="28"/>
@@ -1465,7 +1327,6 @@
     <w:rPr>
       <w:i/>
       <w:iCs/>
-      <w:color w:val="000000"/>
     </w:rPr>
   </w:style>
   <w:style w:type="character" w:customStyle="1" w:styleId="QuoteChar">
@@ -1490,9 +1351,6 @@
       <w:ind w:left="720"/>
       <w:contextualSpacing/>
     </w:pPr>
-    <w:rPr>
-      <w:color w:val="000000"/>
-    </w:rPr>
   </w:style>
   <w:style w:type="character" w:styleId="IntenseEmphasis">
     <w:name w:val="Intense Emphasis"/>
@@ -1522,7 +1380,6 @@
     <w:rPr>
       <w:i/>
       <w:iCs/>
-      <w:color w:val="000000"/>
     </w:rPr>
   </w:style>
   <w:style w:type="character" w:customStyle="1" w:styleId="IntenseQuoteChar">
@@ -1562,9 +1419,6 @@
     <w:pPr>
       <w:spacing w:after="100"/>
     </w:pPr>
-    <w:rPr>
-      <w:color w:val="000000"/>
-    </w:rPr>
   </w:style>
   <w:style w:type="paragraph" w:customStyle="1" w:styleId="Moral">
     <w:name w:val="Moral"/>
@@ -1576,7 +1430,6 @@
     <w:rPr>
       <w:rFonts w:ascii="Arial" w:eastAsia="Arial" w:hAnsi="Arial"/>
       <w:i/>
-      <w:color w:val="000000"/>
       <w:kern w:val="0"/>
       <w:sz w:val="22"/>
       <w:szCs w:val="22"/>
@@ -1598,9 +1451,6 @@
       </w:tabs>
       <w:spacing w:after="0" w:line="240" w:lineRule="auto"/>
     </w:pPr>
-    <w:rPr>
-      <w:color w:val="000000"/>
-    </w:rPr>
   </w:style>
   <w:style w:type="character" w:customStyle="1" w:styleId="HeaderChar">
     <w:name w:val="Header Char"/>
@@ -1623,9 +1473,6 @@
       </w:tabs>
       <w:spacing w:after="0" w:line="240" w:lineRule="auto"/>
     </w:pPr>
-    <w:rPr>
-      <w:color w:val="000000"/>
-    </w:rPr>
   </w:style>
   <w:style w:type="character" w:customStyle="1" w:styleId="FooterChar">
     <w:name w:val="Footer Char"/>
@@ -1648,7 +1495,6 @@
     </w:pPr>
     <w:rPr>
       <w:rFonts w:eastAsiaTheme="minorEastAsia"/>
-      <w:color w:val="000000"/>
     </w:rPr>
   </w:style>
   <w:style w:type="paragraph" w:styleId="TOC3">
@@ -1665,7 +1511,6 @@
     </w:pPr>
     <w:rPr>
       <w:rFonts w:eastAsiaTheme="minorEastAsia"/>
-      <w:color w:val="000000"/>
     </w:rPr>
   </w:style>
   <w:style w:type="paragraph" w:styleId="TOC4">
@@ -1682,7 +1527,6 @@
     </w:pPr>
     <w:rPr>
       <w:rFonts w:eastAsiaTheme="minorEastAsia"/>
-      <w:color w:val="000000"/>
     </w:rPr>
   </w:style>
   <w:style w:type="paragraph" w:styleId="TOC5">
@@ -1699,7 +1543,6 @@
     </w:pPr>
     <w:rPr>
       <w:rFonts w:eastAsiaTheme="minorEastAsia"/>
-      <w:color w:val="000000"/>
     </w:rPr>
   </w:style>
   <w:style w:type="paragraph" w:styleId="TOC6">
@@ -1716,7 +1559,6 @@
     </w:pPr>
     <w:rPr>
       <w:rFonts w:eastAsiaTheme="minorEastAsia"/>
-      <w:color w:val="000000"/>
     </w:rPr>
   </w:style>
   <w:style w:type="paragraph" w:styleId="TOC7">
@@ -1733,7 +1575,6 @@
     </w:pPr>
     <w:rPr>
       <w:rFonts w:eastAsiaTheme="minorEastAsia"/>
-      <w:color w:val="000000"/>
     </w:rPr>
   </w:style>
   <w:style w:type="paragraph" w:styleId="TOC8">
@@ -1750,7 +1591,6 @@
     </w:pPr>
     <w:rPr>
       <w:rFonts w:eastAsiaTheme="minorEastAsia"/>
-      <w:color w:val="000000"/>
     </w:rPr>
   </w:style>
   <w:style w:type="paragraph" w:styleId="TOC9">
@@ -1767,7 +1607,6 @@
     </w:pPr>
     <w:rPr>
       <w:rFonts w:eastAsiaTheme="minorEastAsia"/>
-      <w:color w:val="000000"/>
     </w:rPr>
   </w:style>
   <w:style w:type="paragraph" w:styleId="TOCHeading">
@@ -1783,7 +1622,6 @@
       <w:outlineLvl w:val="9"/>
     </w:pPr>
     <w:rPr>
-      <w:color w:val="000000"/>
       <w:kern w:val="0"/>
       <w:sz w:val="32"/>
       <w:szCs w:val="32"/>

--- a/ky/wisdom-stories/baklava.docx
+++ b/ky/wisdom-stories/baklava.docx
@@ -23,7 +23,7 @@
     </w:p>
     <w:p>
       <w:r>
-        <w:t>Классташтарым түркүн тамак-аш алып келишиптир. Бир бала менин азгана тамагымды көрүп күлдү:</w:t>
+        <w:t>Классташтарым түркүн тамак-аш алып келишиптир. Бир бала менин аз гана тамагымды көрүп күлдү:</w:t>
       </w:r>
       <w:r>
         <w:br/>
@@ -60,7 +60,7 @@
     </w:p>
     <w:p>
       <w:r>
-        <w:t>Көрсө, апам кечээ чай үстүндө өз үлүшүн жебептир. Мектептеги майрамда менин да таттуу жегенге бир нерсем болсун деп сактаптыр. Мен болсо башкаларга болгон ызамды андан чыгарыпмын.</w:t>
+        <w:t>Көрсө, апам кечээ чай үстүндө өз үлүшүн жебептир. Мектептеги майрамда менин да жегенге таттуум болсун деп сактаптыр. Мен болсо башкаларга болгон ызамды андан чыгарыпмын.</w:t>
       </w:r>
     </w:p>
     <w:p>
